--- a/Состав пользователей АИС.docx
+++ b/Состав пользователей АИС.docx
@@ -47,10 +47,25 @@
         <w:t xml:space="preserve">автору, </w:t>
       </w:r>
       <w:r>
-        <w:t>жанру, иерархическому классификатору</w:t>
+        <w:t>жанру</w:t>
       </w:r>
       <w:r>
         <w:t>)</w:t>
+      </w:r>
+    </w:p>
+    <w:p>
+      <w:pPr>
+        <w:pStyle w:val="a7"/>
+        <w:numPr>
+          <w:ilvl w:val="0"/>
+          <w:numId w:val="1"/>
+        </w:numPr>
+      </w:pPr>
+      <w:r>
+        <w:t xml:space="preserve">поиск по </w:t>
+      </w:r>
+      <w:r>
+        <w:t>иерархическому классификатору</w:t>
       </w:r>
     </w:p>
     <w:p>

--- a/Состав пользователей АИС.docx
+++ b/Состав пользователей АИС.docx
@@ -15,22 +15,11 @@
     </w:p>
     <w:p>
       <w:r>
-        <w:t>Назначение</w:t>
+        <w:t>Функции</w:t>
       </w:r>
       <w:r>
         <w:t>:</w:t>
       </w:r>
-      <w:r>
-        <w:t xml:space="preserve"> пользователь библиотеки, использующий систему для поиска информации</w:t>
-      </w:r>
-    </w:p>
-    <w:p>
-      <w:r>
-        <w:t>Функции</w:t>
-      </w:r>
-      <w:r>
-        <w:t>:</w:t>
-      </w:r>
     </w:p>
     <w:p>
       <w:pPr>
@@ -41,16 +30,7 @@
         </w:numPr>
       </w:pPr>
       <w:r>
-        <w:t xml:space="preserve">поиск книг (названию, </w:t>
-      </w:r>
-      <w:r>
-        <w:t xml:space="preserve">автору, </w:t>
-      </w:r>
-      <w:r>
-        <w:t>жанру</w:t>
-      </w:r>
-      <w:r>
-        <w:t>)</w:t>
+        <w:t>Использование электронных и медиа-материалов</w:t>
       </w:r>
     </w:p>
     <w:p>
@@ -62,10 +42,7 @@
         </w:numPr>
       </w:pPr>
       <w:r>
-        <w:t xml:space="preserve">поиск по </w:t>
-      </w:r>
-      <w:r>
-        <w:t>иерархическому классификатору</w:t>
+        <w:t>Бронирование единицы фонда</w:t>
       </w:r>
     </w:p>
     <w:p>
@@ -77,24 +54,37 @@
         </w:numPr>
       </w:pPr>
       <w:r>
-        <w:t>просмотр информации о книгах</w:t>
+        <w:t>Поиск в каталоге</w:t>
+      </w:r>
+    </w:p>
+    <w:p>
+      <w:pPr>
+        <w:pStyle w:val="a7"/>
+        <w:numPr>
+          <w:ilvl w:val="0"/>
+          <w:numId w:val="1"/>
+        </w:numPr>
+      </w:pPr>
+      <w:r>
+        <w:t>Поиск по иерархическому классификатору</w:t>
+      </w:r>
+    </w:p>
+    <w:p>
+      <w:pPr>
+        <w:pStyle w:val="a7"/>
+        <w:numPr>
+          <w:ilvl w:val="0"/>
+          <w:numId w:val="1"/>
+        </w:numPr>
+      </w:pPr>
+      <w:r>
+        <w:t>Просмотр сведений о единице фонда</w:t>
       </w:r>
     </w:p>
     <w:p/>
     <w:p>
       <w:r>
         <w:t>Библиотекарь</w:t>
-      </w:r>
-    </w:p>
-    <w:p>
-      <w:r>
-        <w:t>Назначение</w:t>
-      </w:r>
-      <w:r>
-        <w:t xml:space="preserve">: </w:t>
-      </w:r>
-      <w:r>
-        <w:t>основной пользователь системы, работающий с процессом обслуживания</w:t>
       </w:r>
     </w:p>
     <w:p>
@@ -117,7 +107,10 @@
         </w:numPr>
       </w:pPr>
       <w:r>
-        <w:t>поиск и просмотр книг</w:t>
+        <w:t xml:space="preserve">поиск </w:t>
+      </w:r>
+      <w:r>
+        <w:t>в каталоге</w:t>
       </w:r>
     </w:p>
     <w:p>
@@ -129,6 +122,42 @@
         </w:numPr>
       </w:pPr>
       <w:r>
+        <w:t>поиск по иерархическому классификатору</w:t>
+      </w:r>
+    </w:p>
+    <w:p>
+      <w:pPr>
+        <w:pStyle w:val="a7"/>
+        <w:numPr>
+          <w:ilvl w:val="0"/>
+          <w:numId w:val="2"/>
+        </w:numPr>
+      </w:pPr>
+      <w:r>
+        <w:t>просмотр сведений о единице фонда</w:t>
+      </w:r>
+    </w:p>
+    <w:p>
+      <w:pPr>
+        <w:pStyle w:val="a7"/>
+        <w:numPr>
+          <w:ilvl w:val="0"/>
+          <w:numId w:val="2"/>
+        </w:numPr>
+      </w:pPr>
+      <w:r>
+        <w:t>учет поступления фонда</w:t>
+      </w:r>
+    </w:p>
+    <w:p>
+      <w:pPr>
+        <w:pStyle w:val="a7"/>
+        <w:numPr>
+          <w:ilvl w:val="0"/>
+          <w:numId w:val="2"/>
+        </w:numPr>
+      </w:pPr>
+      <w:r>
         <w:t>регистрация читателей</w:t>
       </w:r>
     </w:p>
@@ -141,7 +170,7 @@
         </w:numPr>
       </w:pPr>
       <w:r>
-        <w:t>оформление выдачи книг</w:t>
+        <w:t>контроль сроков возврата</w:t>
       </w:r>
     </w:p>
     <w:p>
@@ -153,7 +182,7 @@
         </w:numPr>
       </w:pPr>
       <w:r>
-        <w:t>оформление возврата книг</w:t>
+        <w:t>прием экземпляра</w:t>
       </w:r>
     </w:p>
     <w:p>
@@ -165,7 +194,7 @@
         </w:numPr>
       </w:pPr>
       <w:r>
-        <w:t>контроль сроков возврата</w:t>
+        <w:t>выдача экземпляра</w:t>
       </w:r>
     </w:p>
     <w:p>
@@ -177,7 +206,7 @@
         </w:numPr>
       </w:pPr>
       <w:r>
-        <w:t>работа с данными читателей</w:t>
+        <w:t>просмотр данных читателя</w:t>
       </w:r>
     </w:p>
     <w:p>
@@ -196,20 +225,6 @@
     <w:p>
       <w:r>
         <w:t>Администратор</w:t>
-      </w:r>
-    </w:p>
-    <w:p>
-      <w:r>
-        <w:t>Назначение</w:t>
-      </w:r>
-      <w:r>
-        <w:rPr>
-          <w:lang w:val="en-US"/>
-        </w:rPr>
-        <w:t xml:space="preserve">: </w:t>
-      </w:r>
-      <w:r>
-        <w:t>управление системой и данными</w:t>
       </w:r>
     </w:p>
     <w:p>
@@ -237,7 +252,7 @@
         </w:numPr>
       </w:pPr>
       <w:r>
-        <w:t>добавление, редактирование и удаление книг</w:t>
+        <w:t>просмотр данных читателя</w:t>
       </w:r>
     </w:p>
     <w:p>
@@ -249,7 +264,7 @@
         </w:numPr>
       </w:pPr>
       <w:r>
-        <w:t>учет поступления и списания литературы</w:t>
+        <w:t>формирование отчетов</w:t>
       </w:r>
     </w:p>
     <w:p>
@@ -261,44 +276,49 @@
         </w:numPr>
       </w:pPr>
       <w:r>
+        <w:t>управление классификатором</w:t>
+      </w:r>
+    </w:p>
+    <w:p>
+      <w:pPr>
+        <w:pStyle w:val="a7"/>
+        <w:numPr>
+          <w:ilvl w:val="0"/>
+          <w:numId w:val="3"/>
+        </w:numPr>
+      </w:pPr>
+      <w:r>
+        <w:t>управление каталогом фонда</w:t>
+      </w:r>
+    </w:p>
+    <w:p>
+      <w:pPr>
+        <w:pStyle w:val="a7"/>
+        <w:numPr>
+          <w:ilvl w:val="0"/>
+          <w:numId w:val="3"/>
+        </w:numPr>
+      </w:pPr>
+      <w:r>
+        <w:t>управление филиалами</w:t>
+      </w:r>
+    </w:p>
+    <w:p>
+      <w:pPr>
+        <w:pStyle w:val="a7"/>
+        <w:numPr>
+          <w:ilvl w:val="0"/>
+          <w:numId w:val="3"/>
+        </w:numPr>
+      </w:pPr>
+      <w:r>
         <w:t>управление пользователями</w:t>
       </w:r>
     </w:p>
     <w:p>
       <w:pPr>
         <w:pStyle w:val="a7"/>
-        <w:numPr>
-          <w:ilvl w:val="0"/>
-          <w:numId w:val="3"/>
-        </w:numPr>
-      </w:pPr>
-      <w:r>
-        <w:t>управление иерархическим классификатором</w:t>
-      </w:r>
-    </w:p>
-    <w:p>
-      <w:pPr>
-        <w:pStyle w:val="a7"/>
-        <w:numPr>
-          <w:ilvl w:val="0"/>
-          <w:numId w:val="3"/>
-        </w:numPr>
-      </w:pPr>
-      <w:r>
-        <w:t>формирование отчетов</w:t>
-      </w:r>
-    </w:p>
-    <w:p>
-      <w:pPr>
-        <w:pStyle w:val="a7"/>
-        <w:numPr>
-          <w:ilvl w:val="0"/>
-          <w:numId w:val="3"/>
-        </w:numPr>
-      </w:pPr>
-      <w:r>
-        <w:t>настройка системы</w:t>
-      </w:r>
+      </w:pPr>
     </w:p>
     <w:sectPr>
       <w:pgSz w:w="11906" w:h="16838"/>
